--- a/policies/build/preview_hco/HCO.IPC.1_v2_preview.docx
+++ b/policies/build/preview_hco/HCO.IPC.1_v2_preview.docx
@@ -773,7 +773,7 @@
           <w:sz w:val="22"/>
           <w:szCs w:val="22"/>
         </w:rPr>
-        <w:t xml:space="preserve">Boundaries: do not copy SHCO equivalent-chapter wording. Do not overwrite HCO AAC, COP, MOM or PRE policies. Spell out abbreviations on first use in training materials. OE counts/levels/asterisks stay with the official portal Standards PDF. Method notes come from the Guidebook Interpretation paragraphs (scanned PDF md5 2c4489ee98de4ae9b49cba168ea9f42a).</w:t>
+        <w:t xml:space="preserve">Boundaries: do not overwrite HCO AAC, COP, MOM or PRE policies. Spell out abbreviations on first use in training materials. OE counts/levels/asterisks stay with the official portal Standards PDF. Method notes come from the Guidebook Interpretation paragraphs (scanned PDF md5 2c4489ee98de4ae9b49cba168ea9f42a).</w:t>
       </w:r>
     </w:p>
     <w:p>
@@ -827,7 +827,7 @@
           <w:sz w:val="22"/>
           <w:szCs w:val="22"/>
         </w:rPr>
-        <w:t xml:space="preserve">1. Do not skip: The infection prevention and control programme is documented, which aims at preventing and reducing the ris...</w:t>
+        <w:t xml:space="preserve">1. Do not skip: The infection prevention and control programme is documented, which aims at preventing and reducing the risk...</w:t>
       </w:r>
     </w:p>
     <w:p>
@@ -839,7 +839,7 @@
           <w:sz w:val="22"/>
           <w:szCs w:val="22"/>
         </w:rPr>
-        <w:t xml:space="preserve">2. Do not skip: The infection prevention and control programme identifies high-risk activities and has written guidance to ...</w:t>
+        <w:t xml:space="preserve">2. Do not skip: The infection prevention and control programme identifies high-risk activities and has written guidance to...</w:t>
       </w:r>
     </w:p>
     <w:p>
@@ -863,7 +863,7 @@
           <w:sz w:val="22"/>
           <w:szCs w:val="22"/>
         </w:rPr>
-        <w:t xml:space="preserve">4. Do not skip: The infection prevention and control programme is reviewed based on infection prevention and control assess...</w:t>
+        <w:t xml:space="preserve">4. Do not skip: The infection prevention and control programme is reviewed based on infection prevention and control...</w:t>
       </w:r>
     </w:p>
     <w:p>
@@ -875,7 +875,7 @@
           <w:sz w:val="22"/>
           <w:szCs w:val="22"/>
         </w:rPr>
-        <w:t xml:space="preserve">5. Do not skip: The organisation has a multi-disciplinary infection prevention and control committee, which co-ordinates al...</w:t>
+        <w:t xml:space="preserve">5. Do not skip: The organisation has a multi-disciplinary infection prevention and control committee, which co-ordinates all...</w:t>
       </w:r>
     </w:p>
     <w:p>
@@ -887,7 +887,7 @@
           <w:sz w:val="22"/>
           <w:szCs w:val="22"/>
         </w:rPr>
-        <w:t xml:space="preserve">6. Do not skip: The organisation has an infection Prevention and control team, which coordinates the implementation of all ...</w:t>
+        <w:t xml:space="preserve">6. Do not skip: The organisation has an infection Prevention and control team, which coordinates the implementation of all...</w:t>
       </w:r>
     </w:p>
     <w:p>
@@ -899,7 +899,7 @@
           <w:sz w:val="22"/>
           <w:szCs w:val="22"/>
         </w:rPr>
-        <w:t xml:space="preserve">7. Do not skip: The organisation has designated infection prevention and control officer as part of the infection preventio...</w:t>
+        <w:t xml:space="preserve">7. Do not skip: The organisation has designated infection prevention and control officer as part of the infection prevention...</w:t>
       </w:r>
     </w:p>
     <w:p>
@@ -911,7 +911,7 @@
           <w:sz w:val="22"/>
           <w:szCs w:val="22"/>
         </w:rPr>
-        <w:t xml:space="preserve">8. Do not skip: The organisation has designated infection prevention and control nurse(s) as part of the infection preventi...</w:t>
+        <w:t xml:space="preserve">8. Do not skip: The organisation has designated infection prevention and control nurse(s) as part of the infection prevention...</w:t>
       </w:r>
     </w:p>
     <w:p>
@@ -965,7 +965,7 @@
         <w:spacing w:after="100" w:before="220"/>
       </w:pPr>
       <w:r>
-        <w:t xml:space="preserve">5.1 The infection prevention and control programme is documented, which a...</w:t>
+        <w:t xml:space="preserve">5.1 The infection prevention and control programme is documented, which...</w:t>
       </w:r>
     </w:p>
     <w:p>
@@ -1034,7 +1034,7 @@
         <w:spacing w:after="100" w:before="220"/>
       </w:pPr>
       <w:r>
-        <w:t xml:space="preserve">5.2 The infection prevention and control programme identifies high-risk a...</w:t>
+        <w:t xml:space="preserve">5.2 The infection prevention and control programme identifies high-risk...</w:t>
       </w:r>
     </w:p>
     <w:p>
@@ -1091,7 +1091,7 @@
         <w:spacing w:after="100" w:before="220"/>
       </w:pPr>
       <w:r>
-        <w:t xml:space="preserve">5.3 The infection prevention and control programme is reviewed and update...</w:t>
+        <w:t xml:space="preserve">5.3 The infection prevention and control programme is reviewed and updated...</w:t>
       </w:r>
     </w:p>
     <w:p>
@@ -1136,7 +1136,7 @@
         <w:spacing w:after="100" w:before="220"/>
       </w:pPr>
       <w:r>
-        <w:t xml:space="preserve">5.4 The infection prevention and control programme is reviewed based on i...</w:t>
+        <w:t xml:space="preserve">5.4 The infection prevention and control programme is reviewed based on...</w:t>
       </w:r>
     </w:p>
     <w:p>
@@ -1181,7 +1181,7 @@
         <w:spacing w:after="100" w:before="220"/>
       </w:pPr>
       <w:r>
-        <w:t xml:space="preserve">5.5 The organisation has a multi-disciplinary infection prevention and co...</w:t>
+        <w:t xml:space="preserve">5.5 The organisation has a multi-disciplinary infection prevention and...</w:t>
       </w:r>
     </w:p>
     <w:p>
@@ -1238,7 +1238,7 @@
         <w:spacing w:after="100" w:before="220"/>
       </w:pPr>
       <w:r>
-        <w:t xml:space="preserve">5.6 The organisation has an infection Prevention and control team, which ...</w:t>
+        <w:t xml:space="preserve">5.6 The organisation has an infection Prevention and control team, which...</w:t>
       </w:r>
     </w:p>
     <w:p>
@@ -1295,7 +1295,7 @@
         <w:spacing w:after="100" w:before="220"/>
       </w:pPr>
       <w:r>
-        <w:t xml:space="preserve">5.7 The organisation has designated infection prevention and control offi...</w:t>
+        <w:t xml:space="preserve">5.7 The organisation has designated infection prevention and control...</w:t>
       </w:r>
     </w:p>
     <w:p>
@@ -1352,7 +1352,7 @@
         <w:spacing w:after="100" w:before="220"/>
       </w:pPr>
       <w:r>
-        <w:t xml:space="preserve">5.8 The organisation has designated infection prevention and control nurs...</w:t>
+        <w:t xml:space="preserve">5.8 The organisation has designated infection prevention and control...</w:t>
       </w:r>
     </w:p>
     <w:p>
@@ -1409,7 +1409,7 @@
         <w:spacing w:after="100" w:before="220"/>
       </w:pPr>
       <w:r>
-        <w:t xml:space="preserve">5.9 The organisation implements information, education and communication ...</w:t>
+        <w:t xml:space="preserve">5.9 The organisation implements information, education and communication...</w:t>
       </w:r>
     </w:p>
     <w:p>
@@ -1500,6 +1500,20 @@
       </w:pPr>
       <w:r>
         <w:t xml:space="preserve">6. Governance and responsibility</w:t>
+      </w:r>
+    </w:p>
+    <w:p>
+      <w:pPr>
+        <w:spacing w:after="20" w:before="100"/>
+      </w:pPr>
+      <w:r>
+        <w:rPr>
+          <w:b/>
+          <w:bCs/>
+          <w:sz w:val="22"/>
+          <w:szCs w:val="22"/>
+        </w:rPr>
+        <w:t xml:space="preserve">Medical Superintendent</w:t>
       </w:r>
     </w:p>
     <w:p>
@@ -1516,7 +1530,7 @@
           <w:sz w:val="22"/>
           <w:szCs w:val="22"/>
         </w:rPr>
-        <w:t xml:space="preserve">Medical Superintendent</w:t>
+        <w:t xml:space="preserve">Accountable that IPC.1 is resourced and followed.</w:t>
       </w:r>
     </w:p>
     <w:p>
@@ -1533,7 +1547,21 @@
           <w:sz w:val="22"/>
           <w:szCs w:val="22"/>
         </w:rPr>
-        <w:t xml:space="preserve">Accountable that IPC.1 is resourced and followed.</w:t>
+        <w:t xml:space="preserve">Acts on outbreaks, sterilisation recalls and exposure events that reach top leadership.</w:t>
+      </w:r>
+    </w:p>
+    <w:p>
+      <w:pPr>
+        <w:spacing w:after="20" w:before="100"/>
+      </w:pPr>
+      <w:r>
+        <w:rPr>
+          <w:b/>
+          <w:bCs/>
+          <w:sz w:val="22"/>
+          <w:szCs w:val="22"/>
+        </w:rPr>
+        <w:t xml:space="preserve">Infection Prevention and Control Officer</w:t>
       </w:r>
     </w:p>
     <w:p>
@@ -1550,7 +1578,21 @@
           <w:sz w:val="22"/>
           <w:szCs w:val="22"/>
         </w:rPr>
-        <w:t xml:space="preserve">Acts on outbreaks, sterilisation recalls and exposure events that reach top leadership.</w:t>
+        <w:t xml:space="preserve">Owns day-to-day implementation and records for this standard.</w:t>
+      </w:r>
+    </w:p>
+    <w:p>
+      <w:pPr>
+        <w:spacing w:after="20" w:before="100"/>
+      </w:pPr>
+      <w:r>
+        <w:rPr>
+          <w:b/>
+          <w:bCs/>
+          <w:sz w:val="22"/>
+          <w:szCs w:val="22"/>
+        </w:rPr>
+        <w:t xml:space="preserve">Infection Prevention and Control Officer</w:t>
       </w:r>
     </w:p>
     <w:p>
@@ -1567,7 +1609,21 @@
           <w:sz w:val="22"/>
           <w:szCs w:val="22"/>
         </w:rPr>
-        <w:t xml:space="preserve">Infection Prevention and Control Officer</w:t>
+        <w:t xml:space="preserve">Coordinates the IPC programme across standards; brings surveillance and incidents to the Infection Prevention and Control Committee.</w:t>
+      </w:r>
+    </w:p>
+    <w:p>
+      <w:pPr>
+        <w:spacing w:after="20" w:before="100"/>
+      </w:pPr>
+      <w:r>
+        <w:rPr>
+          <w:b/>
+          <w:bCs/>
+          <w:sz w:val="22"/>
+          <w:szCs w:val="22"/>
+        </w:rPr>
+        <w:t xml:space="preserve">Infection Prevention and Control Nurse</w:t>
       </w:r>
     </w:p>
     <w:p>
@@ -1584,7 +1640,21 @@
           <w:sz w:val="22"/>
           <w:szCs w:val="22"/>
         </w:rPr>
-        <w:t xml:space="preserve">Owns day-to-day implementation and records for this standard.</w:t>
+        <w:t xml:space="preserve">Runs day-to-day surveillance, hand-hygiene audit and staff education as this standard requires.</w:t>
+      </w:r>
+    </w:p>
+    <w:p>
+      <w:pPr>
+        <w:spacing w:after="20" w:before="100"/>
+      </w:pPr>
+      <w:r>
+        <w:rPr>
+          <w:b/>
+          <w:bCs/>
+          <w:sz w:val="22"/>
+          <w:szCs w:val="22"/>
+        </w:rPr>
+        <w:t xml:space="preserve">Quality Coordinator</w:t>
       </w:r>
     </w:p>
     <w:p>
@@ -1601,7 +1671,28 @@
           <w:sz w:val="22"/>
           <w:szCs w:val="22"/>
         </w:rPr>
-        <w:t xml:space="preserve">Infection Prevention and Control Officer</w:t>
+        <w:t xml:space="preserve">Audits this policy «quarterly»; holds training acknowledgements.</w:t>
+      </w:r>
+    </w:p>
+    <w:p>
+      <w:pPr>
+        <w:pStyle w:val="Heading1"/>
+        <w:spacing w:after="120" w:before="280"/>
+      </w:pPr>
+      <w:r>
+        <w:t xml:space="preserve">7. Quality monitoring (RCA → CAPA)</w:t>
+      </w:r>
+    </w:p>
+    <w:p>
+      <w:pPr>
+        <w:spacing w:after="140"/>
+      </w:pPr>
+      <w:r>
+        <w:rPr>
+          <w:sz w:val="22"/>
+          <w:szCs w:val="22"/>
+        </w:rPr>
+        <w:t xml:space="preserve">The Quality Coordinator audits this policy «quarterly». The audit reviews:</w:t>
       </w:r>
     </w:p>
     <w:p>
@@ -1618,7 +1709,7 @@
           <w:sz w:val="22"/>
           <w:szCs w:val="22"/>
         </w:rPr>
-        <w:t xml:space="preserve">Coordinates the IPC programme across standards; brings surveillance and incidents to the Infection Prevention and Control Committee.</w:t>
+        <w:t xml:space="preserve">Records for a sample of this standard's objective elements, checked against the What-we-do steps.</w:t>
       </w:r>
     </w:p>
     <w:p>
@@ -1635,7 +1726,7 @@
           <w:sz w:val="22"/>
           <w:szCs w:val="22"/>
         </w:rPr>
-        <w:t xml:space="preserve">Infection Prevention and Control Nurse</w:t>
+        <w:t xml:space="preserve">Documentary evidence is on file for each asterisked objective element in the sample.</w:t>
       </w:r>
     </w:p>
     <w:p>
@@ -1652,7 +1743,7 @@
           <w:sz w:val="22"/>
           <w:szCs w:val="22"/>
         </w:rPr>
-        <w:t xml:space="preserve">Runs day-to-day surveillance, hand-hygiene audit and staff education as this standard requires.</w:t>
+        <w:t xml:space="preserve">CORE objective elements show no critical gaps in the sample.</w:t>
       </w:r>
     </w:p>
     <w:p>
@@ -1669,125 +1760,19 @@
           <w:sz w:val="22"/>
           <w:szCs w:val="22"/>
         </w:rPr>
-        <w:t xml:space="preserve">Quality Coordinator</w:t>
-      </w:r>
-    </w:p>
-    <w:p>
-      <w:pPr>
-        <w:pStyle w:val="ListParagraph"/>
-        <w:numPr>
-          <w:ilvl w:val="0"/>
-          <w:numId w:val="1"/>
-        </w:numPr>
-        <w:spacing w:after="60"/>
-      </w:pPr>
-      <w:r>
-        <w:rPr>
-          <w:sz w:val="22"/>
-          <w:szCs w:val="22"/>
-        </w:rPr>
-        <w:t xml:space="preserve">Audits this policy «quarterly»; holds training acknowledgements.</w:t>
-      </w:r>
-    </w:p>
-    <w:p>
-      <w:pPr>
-        <w:pStyle w:val="Heading1"/>
-        <w:spacing w:after="120" w:before="280"/>
-      </w:pPr>
-      <w:r>
-        <w:t xml:space="preserve">7. Quality monitoring (RCA → CAPA)</w:t>
-      </w:r>
-    </w:p>
-    <w:p>
-      <w:pPr>
-        <w:spacing w:after="140"/>
-      </w:pPr>
-      <w:r>
-        <w:rPr>
-          <w:sz w:val="22"/>
-          <w:szCs w:val="22"/>
-        </w:rPr>
-        <w:t xml:space="preserve">The Quality Coordinator audits this policy «quarterly».</w:t>
-      </w:r>
-    </w:p>
-    <w:p>
-      <w:pPr>
-        <w:spacing w:after="140"/>
-      </w:pPr>
-      <w:r>
-        <w:rPr>
-          <w:sz w:val="22"/>
-          <w:szCs w:val="22"/>
-        </w:rPr>
-        <w:t xml:space="preserve">What is monitored each quarter:</w:t>
-      </w:r>
-    </w:p>
-    <w:p>
-      <w:pPr>
-        <w:pStyle w:val="ListParagraph"/>
-        <w:numPr>
-          <w:ilvl w:val="0"/>
-          <w:numId w:val="1"/>
-        </w:numPr>
-        <w:spacing w:after="60"/>
-      </w:pPr>
-      <w:r>
-        <w:rPr>
-          <w:sz w:val="22"/>
-          <w:szCs w:val="22"/>
-        </w:rPr>
-        <w:t xml:space="preserve">Sample of records for each OE IPC.1.a–j.</w:t>
-      </w:r>
-    </w:p>
-    <w:p>
-      <w:pPr>
-        <w:pStyle w:val="ListParagraph"/>
-        <w:numPr>
-          <w:ilvl w:val="0"/>
-          <w:numId w:val="1"/>
-        </w:numPr>
-        <w:spacing w:after="60"/>
-      </w:pPr>
-      <w:r>
-        <w:rPr>
-          <w:sz w:val="22"/>
-          <w:szCs w:val="22"/>
-        </w:rPr>
-        <w:t xml:space="preserve">Asterisked elements (abefgh) have document evidence as required.</w:t>
-      </w:r>
-    </w:p>
-    <w:p>
-      <w:pPr>
-        <w:pStyle w:val="ListParagraph"/>
-        <w:numPr>
-          <w:ilvl w:val="0"/>
-          <w:numId w:val="1"/>
-        </w:numPr>
-        <w:spacing w:after="60"/>
-      </w:pPr>
-      <w:r>
-        <w:rPr>
-          <w:sz w:val="22"/>
-          <w:szCs w:val="22"/>
-        </w:rPr>
-        <w:t xml:space="preserve">CORE elements (a) show no critical gaps in the sample.</w:t>
-      </w:r>
-    </w:p>
-    <w:p>
-      <w:pPr>
-        <w:pStyle w:val="ListParagraph"/>
-        <w:numPr>
-          <w:ilvl w:val="0"/>
-          <w:numId w:val="1"/>
-        </w:numPr>
-        <w:spacing w:after="60"/>
-      </w:pPr>
-      <w:r>
-        <w:rPr>
-          <w:sz w:val="22"/>
-          <w:szCs w:val="22"/>
-        </w:rPr>
         <w:t xml:space="preserve">Stop-work events (if any) are logged with outcome.</w:t>
+      </w:r>
+    </w:p>
+    <w:p>
+      <w:pPr>
+        <w:spacing w:after="140"/>
+      </w:pPr>
+      <w:r>
+        <w:rPr>
+          <w:sz w:val="22"/>
+          <w:szCs w:val="22"/>
+        </w:rPr>
+        <w:t xml:space="preserve">Root-cause analysis is required when a gap found in this audit remains open beyond «90 days».</w:t>
       </w:r>
     </w:p>
     <w:p>
@@ -3807,7 +3792,7 @@
           <w:sz w:val="22"/>
           <w:szCs w:val="22"/>
         </w:rPr>
-        <w:t xml:space="preserve">Records showing IPC.1.a was followed for sampled patients/cases.</w:t>
+        <w:t xml:space="preserve">Documented infection prevention and control programme in the IPC Manual, covering clinical areas and support services.</w:t>
       </w:r>
     </w:p>
     <w:p>
@@ -3824,7 +3809,7 @@
           <w:sz w:val="22"/>
           <w:szCs w:val="22"/>
         </w:rPr>
-        <w:t xml:space="preserve">Written guidance / protocol referenced for this element (where required).</w:t>
+        <w:t xml:space="preserve">IPC Committee approval record for the programme.</w:t>
       </w:r>
     </w:p>
     <w:p>
@@ -3841,7 +3826,16 @@
           <w:sz w:val="22"/>
           <w:szCs w:val="22"/>
         </w:rPr>
-        <w:t xml:space="preserve">Audit sample notes for IPC.1.a reviewed «quarterly».</w:t>
+        <w:t xml:space="preserve">Confirmation the programme is a standing document, not meeting-minutes-only.</w:t>
+      </w:r>
+    </w:p>
+    <w:p>
+      <w:pPr>
+        <w:pStyle w:val="Heading2"/>
+        <w:spacing w:after="100" w:before="220"/>
+      </w:pPr>
+      <w:r>
+        <w:t xml:space="preserve">IPC.1.b — The infection prevention and control programme identifies high-risk activities and has written guidance to prevent and manage infections for these activities.</w:t>
       </w:r>
     </w:p>
     <w:p>
@@ -3858,7 +3852,7 @@
           <w:sz w:val="22"/>
           <w:szCs w:val="22"/>
         </w:rPr>
-        <w:t xml:space="preserve">Documented evidence specifically required by the asterisked objective element.</w:t>
+        <w:t xml:space="preserve">Written high-risk-activity list (for example OT, ICU, dialysis, CSSD, kitchen, laundry, BMW, construction).</w:t>
       </w:r>
     </w:p>
     <w:p>
@@ -3875,16 +3869,7 @@
           <w:sz w:val="22"/>
           <w:szCs w:val="22"/>
         </w:rPr>
-        <w:t xml:space="preserve">CORE-element sample with no critical gaps in the quarter under review.</w:t>
-      </w:r>
-    </w:p>
-    <w:p>
-      <w:pPr>
-        <w:pStyle w:val="Heading2"/>
-        <w:spacing w:after="100" w:before="220"/>
-      </w:pPr>
-      <w:r>
-        <w:t xml:space="preserve">IPC.1.b — The infection prevention and control programme identifies high-risk activities and has written guidance to prevent and manage infections for these activities.</w:t>
+        <w:t xml:space="preserve">Guidance document for each identified high-risk activity.</w:t>
       </w:r>
     </w:p>
     <w:p>
@@ -3901,7 +3886,16 @@
           <w:sz w:val="22"/>
           <w:szCs w:val="22"/>
         </w:rPr>
-        <w:t xml:space="preserve">Records showing IPC.1.b was followed for sampled patients/cases.</w:t>
+        <w:t xml:space="preserve">Training record for staff working in those areas.</w:t>
+      </w:r>
+    </w:p>
+    <w:p>
+      <w:pPr>
+        <w:pStyle w:val="Heading2"/>
+        <w:spacing w:after="100" w:before="220"/>
+      </w:pPr>
+      <w:r>
+        <w:t xml:space="preserve">IPC.1.c — The infection prevention and control programme is reviewed and updated at least once a year.</w:t>
       </w:r>
     </w:p>
     <w:p>
@@ -3918,7 +3912,7 @@
           <w:sz w:val="22"/>
           <w:szCs w:val="22"/>
         </w:rPr>
-        <w:t xml:space="preserve">Written guidance / protocol referenced for this element (where required).</w:t>
+        <w:t xml:space="preserve">Dated annual review or update record of the programme.</w:t>
       </w:r>
     </w:p>
     <w:p>
@@ -3935,7 +3929,7 @@
           <w:sz w:val="22"/>
           <w:szCs w:val="22"/>
         </w:rPr>
-        <w:t xml:space="preserve">Audit sample notes for IPC.1.b reviewed «quarterly».</w:t>
+        <w:t xml:space="preserve">Record of the change made to the manual or high-risk list at that review.</w:t>
       </w:r>
     </w:p>
     <w:p>
@@ -3952,7 +3946,7 @@
           <w:sz w:val="22"/>
           <w:szCs w:val="22"/>
         </w:rPr>
-        <w:t xml:space="preserve">Documented evidence specifically required by the asterisked objective element.</w:t>
+        <w:t xml:space="preserve">Trigger record for any earlier review after an outbreak, new service, or change in national guidance.</w:t>
       </w:r>
     </w:p>
     <w:p>
@@ -3961,7 +3955,7 @@
         <w:spacing w:after="100" w:before="220"/>
       </w:pPr>
       <w:r>
-        <w:t xml:space="preserve">IPC.1.c — The infection prevention and control programme is reviewed and updated at least once a year.</w:t>
+        <w:t xml:space="preserve">IPC.1.d — The infection prevention and control programme is reviewed based on infection prevention and control assessment tool.</w:t>
       </w:r>
     </w:p>
     <w:p>
@@ -3978,7 +3972,7 @@
           <w:sz w:val="22"/>
           <w:szCs w:val="22"/>
         </w:rPr>
-        <w:t xml:space="preserve">Records showing IPC.1.c was followed for sampled patients/cases.</w:t>
+        <w:t xml:space="preserve">Completed infection-prevention assessment tool (for example WHO IPCAF or an equivalent validated tool).</w:t>
       </w:r>
     </w:p>
     <w:p>
@@ -3995,7 +3989,7 @@
           <w:sz w:val="22"/>
           <w:szCs w:val="22"/>
         </w:rPr>
-        <w:t xml:space="preserve">Written guidance / protocol referenced for this element (where required).</w:t>
+        <w:t xml:space="preserve">Gap list from the tool with owner and due date.</w:t>
       </w:r>
     </w:p>
     <w:p>
@@ -4012,7 +4006,7 @@
           <w:sz w:val="22"/>
           <w:szCs w:val="22"/>
         </w:rPr>
-        <w:t xml:space="preserve">Audit sample notes for IPC.1.c reviewed «quarterly».</w:t>
+        <w:t xml:space="preserve">Follow-up record confirming gaps were closed.</w:t>
       </w:r>
     </w:p>
     <w:p>
@@ -4021,7 +4015,7 @@
         <w:spacing w:after="100" w:before="220"/>
       </w:pPr>
       <w:r>
-        <w:t xml:space="preserve">IPC.1.d — The infection prevention and control programme is reviewed based on infection prevention and control assessment tool.</w:t>
+        <w:t xml:space="preserve">IPC.1.e — The organisation has a multi-disciplinary infection prevention and control committee, which co-ordinates all infection prevention and control activities.</w:t>
       </w:r>
     </w:p>
     <w:p>
@@ -4038,7 +4032,7 @@
           <w:sz w:val="22"/>
           <w:szCs w:val="22"/>
         </w:rPr>
-        <w:t xml:space="preserve">Records showing IPC.1.d was followed for sampled patients/cases.</w:t>
+        <w:t xml:space="preserve">IPC Committee terms of reference, membership list and meeting-frequency record.</w:t>
       </w:r>
     </w:p>
     <w:p>
@@ -4055,7 +4049,7 @@
           <w:sz w:val="22"/>
           <w:szCs w:val="22"/>
         </w:rPr>
-        <w:t xml:space="preserve">Written guidance / protocol referenced for this element (where required).</w:t>
+        <w:t xml:space="preserve">Minutes naming decisions, owners and due dates.</w:t>
       </w:r>
     </w:p>
     <w:p>
@@ -4072,7 +4066,7 @@
           <w:sz w:val="22"/>
           <w:szCs w:val="22"/>
         </w:rPr>
-        <w:t xml:space="preserve">Audit sample notes for IPC.1.d reviewed «quarterly».</w:t>
+        <w:t xml:space="preserve">Constitution record signed by the Medical Superintendent.</w:t>
       </w:r>
     </w:p>
     <w:p>
@@ -4081,7 +4075,7 @@
         <w:spacing w:after="100" w:before="220"/>
       </w:pPr>
       <w:r>
-        <w:t xml:space="preserve">IPC.1.e — The organisation has a multi-disciplinary infection prevention and control committee, which co-ordinates all infection prevention and control activities.</w:t>
+        <w:t xml:space="preserve">IPC.1.f — The organisation has an infection Prevention and control team, which coordinates the implementation of all infection prevention and control activities.</w:t>
       </w:r>
     </w:p>
     <w:p>
@@ -4098,7 +4092,7 @@
           <w:sz w:val="22"/>
           <w:szCs w:val="22"/>
         </w:rPr>
-        <w:t xml:space="preserve">Records showing IPC.1.e was followed for sampled patients/cases.</w:t>
+        <w:t xml:space="preserve">IPC team written terms of reference (IPC Officer, IPC Nurse(s), link staff).</w:t>
       </w:r>
     </w:p>
     <w:p>
@@ -4115,7 +4109,7 @@
           <w:sz w:val="22"/>
           <w:szCs w:val="22"/>
         </w:rPr>
-        <w:t xml:space="preserve">Written guidance / protocol referenced for this element (where required).</w:t>
+        <w:t xml:space="preserve">Ward-support and cluster-investigation record.</w:t>
       </w:r>
     </w:p>
     <w:p>
@@ -4132,7 +4126,16 @@
           <w:sz w:val="22"/>
           <w:szCs w:val="22"/>
         </w:rPr>
-        <w:t xml:space="preserve">Audit sample notes for IPC.1.e reviewed «quarterly».</w:t>
+        <w:t xml:space="preserve">Record of findings brought from the team to the Committee.</w:t>
+      </w:r>
+    </w:p>
+    <w:p>
+      <w:pPr>
+        <w:pStyle w:val="Heading2"/>
+        <w:spacing w:after="100" w:before="220"/>
+      </w:pPr>
+      <w:r>
+        <w:t xml:space="preserve">IPC.1.g — The organisation has designated infection prevention and control officer as part of the infection prevention and control team.</w:t>
       </w:r>
     </w:p>
     <w:p>
@@ -4149,16 +4152,7 @@
           <w:sz w:val="22"/>
           <w:szCs w:val="22"/>
         </w:rPr>
-        <w:t xml:space="preserve">Documented evidence specifically required by the asterisked objective element.</w:t>
-      </w:r>
-    </w:p>
-    <w:p>
-      <w:pPr>
-        <w:pStyle w:val="Heading2"/>
-        <w:spacing w:after="100" w:before="220"/>
-      </w:pPr>
-      <w:r>
-        <w:t xml:space="preserve">IPC.1.f — The organisation has an infection Prevention and control team, which coordinates the implementation of all infection prevention and control activities.</w:t>
+        <w:t xml:space="preserve">Designation letter for the IPC Officer with time allocation and reporting line.</w:t>
       </w:r>
     </w:p>
     <w:p>
@@ -4175,7 +4169,7 @@
           <w:sz w:val="22"/>
           <w:szCs w:val="22"/>
         </w:rPr>
-        <w:t xml:space="preserve">Records showing IPC.1.f was followed for sampled patients/cases.</w:t>
+        <w:t xml:space="preserve">Record confirming committee membership or chair role.</w:t>
       </w:r>
     </w:p>
     <w:p>
@@ -4192,7 +4186,16 @@
           <w:sz w:val="22"/>
           <w:szCs w:val="22"/>
         </w:rPr>
-        <w:t xml:space="preserve">Written guidance / protocol referenced for this element (where required).</w:t>
+        <w:t xml:space="preserve">Contactability record for outbreaks and exposure events.</w:t>
+      </w:r>
+    </w:p>
+    <w:p>
+      <w:pPr>
+        <w:pStyle w:val="Heading2"/>
+        <w:spacing w:after="100" w:before="220"/>
+      </w:pPr>
+      <w:r>
+        <w:t xml:space="preserve">IPC.1.h — The organisation has designated infection prevention and control nurse(s) as part of the infection prevention and control team.</w:t>
       </w:r>
     </w:p>
     <w:p>
@@ -4209,7 +4212,7 @@
           <w:sz w:val="22"/>
           <w:szCs w:val="22"/>
         </w:rPr>
-        <w:t xml:space="preserve">Audit sample notes for IPC.1.f reviewed «quarterly».</w:t>
+        <w:t xml:space="preserve">Designation letter(s) for IPC Nurse(s) with IPC training record.</w:t>
       </w:r>
     </w:p>
     <w:p>
@@ -4226,16 +4229,7 @@
           <w:sz w:val="22"/>
           <w:szCs w:val="22"/>
         </w:rPr>
-        <w:t xml:space="preserve">Documented evidence specifically required by the asterisked objective element.</w:t>
-      </w:r>
-    </w:p>
-    <w:p>
-      <w:pPr>
-        <w:pStyle w:val="Heading2"/>
-        <w:spacing w:after="100" w:before="220"/>
-      </w:pPr>
-      <w:r>
-        <w:t xml:space="preserve">IPC.1.g — The organisation has designated infection prevention and control officer as part of the infection prevention and control team.</w:t>
+        <w:t xml:space="preserve">Written responsibility list — surveillance, hand-hygiene audit, staff education, outbreak support.</w:t>
       </w:r>
     </w:p>
     <w:p>
@@ -4252,7 +4246,16 @@
           <w:sz w:val="22"/>
           <w:szCs w:val="22"/>
         </w:rPr>
-        <w:t xml:space="preserve">Records showing IPC.1.g was followed for sampled patients/cases.</w:t>
+        <w:t xml:space="preserve">Coverage record matching this hospital's size and risk.</w:t>
+      </w:r>
+    </w:p>
+    <w:p>
+      <w:pPr>
+        <w:pStyle w:val="Heading2"/>
+        <w:spacing w:after="100" w:before="220"/>
+      </w:pPr>
+      <w:r>
+        <w:t xml:space="preserve">IPC.1.i — The organisation implements information, education and communication programme for infection prevention and control activities for the community.</w:t>
       </w:r>
     </w:p>
     <w:p>
@@ -4269,7 +4272,7 @@
           <w:sz w:val="22"/>
           <w:szCs w:val="22"/>
         </w:rPr>
-        <w:t xml:space="preserve">Written guidance / protocol referenced for this element (where required).</w:t>
+        <w:t xml:space="preserve">Community IEC materials and session record (hand hygiene, cough etiquette, when to seek care).</w:t>
       </w:r>
     </w:p>
     <w:p>
@@ -4286,7 +4289,7 @@
           <w:sz w:val="22"/>
           <w:szCs w:val="22"/>
         </w:rPr>
-        <w:t xml:space="preserve">Audit sample notes for IPC.1.g reviewed «quarterly».</w:t>
+        <w:t xml:space="preserve">Dated samples of community-facing IEC activity.</w:t>
       </w:r>
     </w:p>
     <w:p>
@@ -4303,7 +4306,7 @@
           <w:sz w:val="22"/>
           <w:szCs w:val="22"/>
         </w:rPr>
-        <w:t xml:space="preserve">Documented evidence specifically required by the asterisked objective element.</w:t>
+        <w:t xml:space="preserve">Record confirming this is community-facing, separate from staff induction training.</w:t>
       </w:r>
     </w:p>
     <w:p>
@@ -4312,7 +4315,7 @@
         <w:spacing w:after="100" w:before="220"/>
       </w:pPr>
       <w:r>
-        <w:t xml:space="preserve">IPC.1.h — The organisation has designated infection prevention and control nurse(s) as part of the infection prevention and control team.</w:t>
+        <w:t xml:space="preserve">IPC.1.j — The organisation participates in managing community outbreaks.</w:t>
       </w:r>
     </w:p>
     <w:p>
@@ -4329,7 +4332,7 @@
           <w:sz w:val="22"/>
           <w:szCs w:val="22"/>
         </w:rPr>
-        <w:t xml:space="preserve">Records showing IPC.1.h was followed for sampled patients/cases.</w:t>
+        <w:t xml:space="preserve">Written contact path to the public-health or statutory agency for outbreak participation.</w:t>
       </w:r>
     </w:p>
     <w:p>
@@ -4346,7 +4349,7 @@
           <w:sz w:val="22"/>
           <w:szCs w:val="22"/>
         </w:rPr>
-        <w:t xml:space="preserve">Written guidance / protocol referenced for this element (where required).</w:t>
+        <w:t xml:space="preserve">Internal role and staff-briefing record for a declared outbreak.</w:t>
       </w:r>
     </w:p>
     <w:p>
@@ -4363,144 +4366,7 @@
           <w:sz w:val="22"/>
           <w:szCs w:val="22"/>
         </w:rPr>
-        <w:t xml:space="preserve">Audit sample notes for IPC.1.h reviewed «quarterly».</w:t>
-      </w:r>
-    </w:p>
-    <w:p>
-      <w:pPr>
-        <w:pStyle w:val="ListParagraph"/>
-        <w:numPr>
-          <w:ilvl w:val="0"/>
-          <w:numId w:val="1"/>
-        </w:numPr>
-        <w:spacing w:after="60"/>
-      </w:pPr>
-      <w:r>
-        <w:rPr>
-          <w:sz w:val="22"/>
-          <w:szCs w:val="22"/>
-        </w:rPr>
-        <w:t xml:space="preserve">Documented evidence specifically required by the asterisked objective element.</w:t>
-      </w:r>
-    </w:p>
-    <w:p>
-      <w:pPr>
-        <w:pStyle w:val="Heading2"/>
-        <w:spacing w:after="100" w:before="220"/>
-      </w:pPr>
-      <w:r>
-        <w:t xml:space="preserve">IPC.1.i — The organisation implements information, education and communication programme for infection prevention and control activities for the community.</w:t>
-      </w:r>
-    </w:p>
-    <w:p>
-      <w:pPr>
-        <w:pStyle w:val="ListParagraph"/>
-        <w:numPr>
-          <w:ilvl w:val="0"/>
-          <w:numId w:val="1"/>
-        </w:numPr>
-        <w:spacing w:after="60"/>
-      </w:pPr>
-      <w:r>
-        <w:rPr>
-          <w:sz w:val="22"/>
-          <w:szCs w:val="22"/>
-        </w:rPr>
-        <w:t xml:space="preserve">Records showing IPC.1.i was followed for sampled patients/cases.</w:t>
-      </w:r>
-    </w:p>
-    <w:p>
-      <w:pPr>
-        <w:pStyle w:val="ListParagraph"/>
-        <w:numPr>
-          <w:ilvl w:val="0"/>
-          <w:numId w:val="1"/>
-        </w:numPr>
-        <w:spacing w:after="60"/>
-      </w:pPr>
-      <w:r>
-        <w:rPr>
-          <w:sz w:val="22"/>
-          <w:szCs w:val="22"/>
-        </w:rPr>
-        <w:t xml:space="preserve">Written guidance / protocol referenced for this element (where required).</w:t>
-      </w:r>
-    </w:p>
-    <w:p>
-      <w:pPr>
-        <w:pStyle w:val="ListParagraph"/>
-        <w:numPr>
-          <w:ilvl w:val="0"/>
-          <w:numId w:val="1"/>
-        </w:numPr>
-        <w:spacing w:after="60"/>
-      </w:pPr>
-      <w:r>
-        <w:rPr>
-          <w:sz w:val="22"/>
-          <w:szCs w:val="22"/>
-        </w:rPr>
-        <w:t xml:space="preserve">Audit sample notes for IPC.1.i reviewed «quarterly».</w:t>
-      </w:r>
-    </w:p>
-    <w:p>
-      <w:pPr>
-        <w:pStyle w:val="Heading2"/>
-        <w:spacing w:after="100" w:before="220"/>
-      </w:pPr>
-      <w:r>
-        <w:t xml:space="preserve">IPC.1.j — The organisation participates in managing community outbreaks.</w:t>
-      </w:r>
-    </w:p>
-    <w:p>
-      <w:pPr>
-        <w:pStyle w:val="ListParagraph"/>
-        <w:numPr>
-          <w:ilvl w:val="0"/>
-          <w:numId w:val="1"/>
-        </w:numPr>
-        <w:spacing w:after="60"/>
-      </w:pPr>
-      <w:r>
-        <w:rPr>
-          <w:sz w:val="22"/>
-          <w:szCs w:val="22"/>
-        </w:rPr>
-        <w:t xml:space="preserve">Records showing IPC.1.j was followed for sampled patients/cases.</w:t>
-      </w:r>
-    </w:p>
-    <w:p>
-      <w:pPr>
-        <w:pStyle w:val="ListParagraph"/>
-        <w:numPr>
-          <w:ilvl w:val="0"/>
-          <w:numId w:val="1"/>
-        </w:numPr>
-        <w:spacing w:after="60"/>
-      </w:pPr>
-      <w:r>
-        <w:rPr>
-          <w:sz w:val="22"/>
-          <w:szCs w:val="22"/>
-        </w:rPr>
-        <w:t xml:space="preserve">Written guidance / protocol referenced for this element (where required).</w:t>
-      </w:r>
-    </w:p>
-    <w:p>
-      <w:pPr>
-        <w:pStyle w:val="ListParagraph"/>
-        <w:numPr>
-          <w:ilvl w:val="0"/>
-          <w:numId w:val="1"/>
-        </w:numPr>
-        <w:spacing w:after="60"/>
-      </w:pPr>
-      <w:r>
-        <w:rPr>
-          <w:sz w:val="22"/>
-          <w:szCs w:val="22"/>
-        </w:rPr>
-        <w:t xml:space="preserve">Audit sample notes for IPC.1.j reviewed «quarterly».</w:t>
+        <w:t xml:space="preserve">Drill or real-event record from the last year.</w:t>
       </w:r>
     </w:p>
     <w:p>

--- a/policies/build/preview_hco/HCO.IPC.1_v2_preview.docx
+++ b/policies/build/preview_hco/HCO.IPC.1_v2_preview.docx
@@ -692,7 +692,7 @@
           <w:sz w:val="22"/>
           <w:szCs w:val="22"/>
         </w:rPr>
-        <w:t xml:space="preserve">It covers objective elements IPC.1.a–j (10 elements).</w:t>
+        <w:t xml:space="preserve">This policy covers all 10 requirements under this standard, listed in detail below.</w:t>
       </w:r>
     </w:p>
     <w:p>
@@ -716,7 +716,7 @@
           <w:sz w:val="22"/>
           <w:szCs w:val="22"/>
         </w:rPr>
-        <w:t xml:space="preserve">This policy owns IPC.1. Related AAC, COP, MOM and PRE duties stay with those policies — cross-reference only. Other IPC standards stay with their own policies.</w:t>
+        <w:t xml:space="preserve">This policy covers infection prevention and control programme specifically. Related duties — like patient assessment, clinical care, medication management, or patient rights — are covered in the hospital's other policies, not repeated here. Other IPC standards stay with their own policies.</w:t>
       </w:r>
     </w:p>
     <w:p>
@@ -761,19 +761,19 @@
           <w:sz w:val="22"/>
           <w:szCs w:val="22"/>
         </w:rPr>
-        <w:t xml:space="preserve">It covers 10 objective elements (IPC.1.a, IPC.1.b, IPC.1.c, IPC.1.d, IPC.1.e, IPC.1.f, IPC.1.g, IPC.1.h, IPC.1.i, IPC.1.j).</w:t>
-      </w:r>
-    </w:p>
-    <w:p>
-      <w:pPr>
-        <w:spacing w:after="140"/>
-      </w:pPr>
-      <w:r>
-        <w:rPr>
-          <w:sz w:val="22"/>
-          <w:szCs w:val="22"/>
-        </w:rPr>
-        <w:t xml:space="preserve">Boundaries: do not overwrite HCO AAC, COP, MOM or PRE policies. Spell out abbreviations on first use in training materials. OE counts/levels/asterisks stay with the official portal Standards PDF. Method notes come from the Guidebook Interpretation paragraphs (scanned PDF md5 2c4489ee98de4ae9b49cba168ea9f42a).</w:t>
+        <w:t xml:space="preserve">This policy covers all 10 requirements under this standard, listed in detail below.</w:t>
+      </w:r>
+    </w:p>
+    <w:p>
+      <w:pPr>
+        <w:spacing w:after="140"/>
+      </w:pPr>
+      <w:r>
+        <w:rPr>
+          <w:sz w:val="22"/>
+          <w:szCs w:val="22"/>
+        </w:rPr>
+        <w:t xml:space="preserve">This policy covers infection prevention and control programme specifically. Related duties — like patient assessment, clinical care, medication management, or patient rights — are covered in the hospital's other policies, not repeated here. Spell out abbreviations on first use in training materials. OE counts/levels/asterisks stay with the official portal Standards PDF. Method notes come from the Guidebook Interpretation paragraphs (scanned PDF md5 2c4489ee98de4ae9b49cba168ea9f42a).</w:t>
       </w:r>
     </w:p>
     <w:p>
